--- a/Presentation/Project canvas.docx
+++ b/Presentation/Project canvas.docx
@@ -1,6 +1,6 @@
 
 <file path=word/document.xml><?xml version="1.0" encoding="utf-8"?>
-<w:document xmlns:wpc="http://schemas.microsoft.com/office/word/2010/wordprocessingCanvas" xmlns:cx="http://schemas.microsoft.com/office/drawing/2014/chartex" xmlns:cx1="http://schemas.microsoft.com/office/drawing/2015/9/8/chartex" xmlns:cx2="http://schemas.microsoft.com/office/drawing/2015/10/21/chartex" xmlns:cx3="http://schemas.microsoft.com/office/drawing/2016/5/9/chartex" xmlns:cx4="http://schemas.microsoft.com/office/drawing/2016/5/10/chartex" xmlns:cx5="http://schemas.microsoft.com/office/drawing/2016/5/11/chartex" xmlns:cx6="http://schemas.microsoft.com/office/drawing/2016/5/12/chartex" xmlns:cx7="http://schemas.microsoft.com/office/drawing/2016/5/13/chartex" xmlns:cx8="http://schemas.microsoft.com/office/drawing/2016/5/14/chartex" xmlns:mc="http://schemas.openxmlformats.org/markup-compatibility/2006" xmlns:aink="http://schemas.microsoft.com/office/drawing/2016/ink" xmlns:am3d="http://schemas.microsoft.com/office/drawing/2017/model3d" xmlns:o="urn:schemas-microsoft-com:office:office" xmlns:oel="http://schemas.microsoft.com/office/2019/extlst" xmlns:r="http://schemas.openxmlformats.org/officeDocument/2006/relationships" xmlns:m="http://schemas.openxmlformats.org/officeDocument/2006/math" xmlns:v="urn:schemas-microsoft-com:vml" xmlns:wp14="http://schemas.microsoft.com/office/word/2010/wordprocessingDrawing" xmlns:wp="http://schemas.openxmlformats.org/drawingml/2006/wordprocessingDrawing" xmlns:w10="urn:schemas-microsoft-com:office:word" xmlns:w="http://schemas.openxmlformats.org/wordprocessingml/2006/main" xmlns:w14="http://schemas.microsoft.com/office/word/2010/wordml" xmlns:w15="http://schemas.microsoft.com/office/word/2012/wordml" xmlns:w16cex="http://schemas.microsoft.com/office/word/2018/wordml/cex" xmlns:w16cid="http://schemas.microsoft.com/office/word/2016/wordml/cid" xmlns:w16="http://schemas.microsoft.com/office/word/2018/wordml" xmlns:w16du="http://schemas.microsoft.com/office/word/2023/wordml/word16du" xmlns:w16sdtdh="http://schemas.microsoft.com/office/word/2020/wordml/sdtdatahash" xmlns:w16sdtfl="http://schemas.microsoft.com/office/word/2024/wordml/sdtformatlock" xmlns:w16se="http://schemas.microsoft.com/office/word/2015/wordml/symex" xmlns:wpg="http://schemas.microsoft.com/office/word/2010/wordprocessingGroup" xmlns:wpi="http://schemas.microsoft.com/office/word/2010/wordprocessingInk" xmlns:wne="http://schemas.microsoft.com/office/word/2006/wordml" xmlns:wps="http://schemas.microsoft.com/office/word/2010/wordprocessingShape" mc:Ignorable="w14 w15 w16se w16cid w16 w16cex w16sdtdh w16sdtfl w16du wp14">
+<w:document xmlns:wpc="http://schemas.microsoft.com/office/word/2010/wordprocessingCanvas" xmlns:cx="http://schemas.microsoft.com/office/drawing/2014/chartex" xmlns:cx1="http://schemas.microsoft.com/office/drawing/2015/9/8/chartex" xmlns:cx2="http://schemas.microsoft.com/office/drawing/2015/10/21/chartex" xmlns:cx3="http://schemas.microsoft.com/office/drawing/2016/5/9/chartex" xmlns:cx4="http://schemas.microsoft.com/office/drawing/2016/5/10/chartex" xmlns:cx5="http://schemas.microsoft.com/office/drawing/2016/5/11/chartex" xmlns:cx6="http://schemas.microsoft.com/office/drawing/2016/5/12/chartex" xmlns:cx7="http://schemas.microsoft.com/office/drawing/2016/5/13/chartex" xmlns:cx8="http://schemas.microsoft.com/office/drawing/2016/5/14/chartex" xmlns:mc="http://schemas.openxmlformats.org/markup-compatibility/2006" xmlns:m="http://schemas.openxmlformats.org/officeDocument/2006/math" xmlns:aink="http://schemas.microsoft.com/office/drawing/2016/ink" xmlns:am3d="http://schemas.microsoft.com/office/drawing/2017/model3d" xmlns:oel="http://schemas.microsoft.com/office/2019/extlst" xmlns:r="http://schemas.openxmlformats.org/officeDocument/2006/relationships" xmlns:wp14="http://schemas.microsoft.com/office/word/2010/wordprocessingDrawing" xmlns:wp="http://schemas.openxmlformats.org/drawingml/2006/wordprocessingDrawing" xmlns:wpg="http://schemas.microsoft.com/office/word/2010/wordprocessingGroup" xmlns:wpi="http://schemas.microsoft.com/office/word/2010/wordprocessingInk" xmlns:wps="http://schemas.microsoft.com/office/word/2010/wordprocessingShape" xmlns:o="urn:schemas-microsoft-com:office:office" xmlns:v="urn:schemas-microsoft-com:vml" xmlns:w10="urn:schemas-microsoft-com:office:word" xmlns:w="http://schemas.openxmlformats.org/wordprocessingml/2006/main" xmlns:w14="http://schemas.microsoft.com/office/word/2010/wordml" xmlns:w15="http://schemas.microsoft.com/office/word/2012/wordml" xmlns:w16cex="http://schemas.microsoft.com/office/word/2018/wordml/cex" xmlns:w16cid="http://schemas.microsoft.com/office/word/2016/wordml/cid" xmlns:w16="http://schemas.microsoft.com/office/word/2018/wordml" xmlns:w16sdtdh="http://schemas.microsoft.com/office/word/2020/wordml/sdtdatahash" xmlns:w16sdtfl="http://schemas.microsoft.com/office/word/2024/wordml/sdtformatlock" xmlns:w16se="http://schemas.microsoft.com/office/word/2015/wordml/symex" xmlns:w16du="http://schemas.microsoft.com/office/word/2023/wordml/word16du" xmlns:wne="http://schemas.microsoft.com/office/word/2006/wordml" mc:Ignorable="w14 w15 w16se w16cid w16 w16cex w16sdtdh w16sdtfl w16du wp14">
   <w:body>
     <w:p>
       <w:pPr>
@@ -1300,6 +1300,11 @@
       </w:r>
     </w:p>
     <w:p>
+      <w:pPr>
+        <w:rPr>
+          <w:rFonts w:cs="Cordia New"/>
+        </w:rPr>
+      </w:pPr>
       <w:r>
         <w:rPr>
           <w:rFonts w:cs="Cordia New"/>
@@ -1365,6 +1370,598 @@
         </w:rPr>
         <w:t>”</w:t>
       </w:r>
+    </w:p>
+    <w:p>
+      <w:pPr>
+        <w:rPr>
+          <w:rFonts w:cs="Cordia New"/>
+        </w:rPr>
+      </w:pPr>
+    </w:p>
+    <w:p>
+      <w:pPr>
+        <w:rPr>
+          <w:rFonts w:cs="Cordia New"/>
+        </w:rPr>
+      </w:pPr>
+    </w:p>
+    <w:p>
+      <w:pPr>
+        <w:rPr>
+          <w:rFonts w:cs="Cordia New"/>
+        </w:rPr>
+      </w:pPr>
+    </w:p>
+    <w:p>
+      <w:pPr>
+        <w:rPr>
+          <w:rFonts w:cs="Cordia New"/>
+        </w:rPr>
+      </w:pPr>
+    </w:p>
+    <w:p>
+      <w:pPr>
+        <w:rPr>
+          <w:rFonts w:cs="Cordia New"/>
+        </w:rPr>
+      </w:pPr>
+      <w:r>
+        <w:rPr>
+          <w:rFonts w:cs="Cordia New"/>
+        </w:rPr>
+        <w:lastRenderedPageBreak/>
+        <w:t xml:space="preserve">As is </w:t>
+      </w:r>
+    </w:p>
+    <w:p>
+      <w:pPr>
+        <w:rPr>
+          <w:rFonts w:cs="Browallia New" w:hint="cs"/>
+          <w:cs/>
+        </w:rPr>
+      </w:pPr>
+      <w:r>
+        <w:rPr>
+          <w:rFonts w:cs="Cordia New" w:hint="cs"/>
+          <w:cs/>
+        </w:rPr>
+        <w:t xml:space="preserve">พนักงานอ่านผล ---บันทักผล </w:t>
+      </w:r>
+      <w:proofErr w:type="spellStart"/>
+      <w:r>
+        <w:rPr>
+          <w:rFonts w:cs="Cordia New"/>
+        </w:rPr>
+        <w:t>Manaul</w:t>
+      </w:r>
+      <w:proofErr w:type="spellEnd"/>
+      <w:r>
+        <w:rPr>
+          <w:rFonts w:cs="Cordia New"/>
+        </w:rPr>
+        <w:t xml:space="preserve"> --- </w:t>
+      </w:r>
+      <w:r>
+        <w:rPr>
+          <w:rFonts w:cs="Browallia New" w:hint="cs"/>
+          <w:cs/>
+        </w:rPr>
+        <w:t xml:space="preserve">แปลผล </w:t>
+      </w:r>
+      <w:r>
+        <w:rPr>
+          <w:rFonts w:cs="Browallia New"/>
+        </w:rPr>
+        <w:t>Manual</w:t>
+      </w:r>
+      <w:r>
+        <w:rPr>
+          <w:rFonts w:cs="Browallia New"/>
+        </w:rPr>
+        <w:t xml:space="preserve">--- </w:t>
+      </w:r>
+      <w:r>
+        <w:rPr>
+          <w:rFonts w:cs="Browallia New" w:hint="cs"/>
+          <w:cs/>
+        </w:rPr>
+        <w:t>ถ่ายโอนผล</w:t>
+      </w:r>
+      <w:r>
+        <w:rPr>
+          <w:rFonts w:cs="Browallia New"/>
+        </w:rPr>
+        <w:t xml:space="preserve"> </w:t>
+      </w:r>
+      <w:r>
+        <w:rPr>
+          <w:rFonts w:cs="Browallia New"/>
+        </w:rPr>
+        <w:t>Axons Lab</w:t>
+      </w:r>
+    </w:p>
+    <w:p>
+      <w:pPr>
+        <w:rPr>
+          <w:rFonts w:cs="Browallia New"/>
+        </w:rPr>
+      </w:pPr>
+      <w:r>
+        <w:rPr>
+          <w:rFonts w:cs="Browallia New"/>
+        </w:rPr>
+        <w:t>Approve 1 (</w:t>
+      </w:r>
+      <w:r>
+        <w:rPr>
+          <w:rFonts w:cs="Browallia New" w:hint="cs"/>
+          <w:cs/>
+        </w:rPr>
+        <w:t xml:space="preserve">ตรวจสอบแปลผล + ถ่ายโอนผลลง </w:t>
+      </w:r>
+      <w:r>
+        <w:rPr>
+          <w:rFonts w:cs="Browallia New"/>
+        </w:rPr>
+        <w:t xml:space="preserve">Axons Lab) --- </w:t>
+      </w:r>
+      <w:r>
+        <w:rPr>
+          <w:rFonts w:cs="Browallia New"/>
+        </w:rPr>
+        <w:t xml:space="preserve">Approve </w:t>
+      </w:r>
+      <w:r>
+        <w:rPr>
+          <w:rFonts w:cs="Browallia New"/>
+        </w:rPr>
+        <w:t>2</w:t>
+      </w:r>
+      <w:r>
+        <w:rPr>
+          <w:rFonts w:cs="Browallia New"/>
+        </w:rPr>
+        <w:t xml:space="preserve"> (</w:t>
+      </w:r>
+      <w:r>
+        <w:rPr>
+          <w:rFonts w:cs="Browallia New" w:hint="cs"/>
+          <w:cs/>
+        </w:rPr>
+        <w:t xml:space="preserve">ตรวจสอบแปลผล + ถ่ายโอนผลลง </w:t>
+      </w:r>
+      <w:r>
+        <w:rPr>
+          <w:rFonts w:cs="Browallia New"/>
+        </w:rPr>
+        <w:t>Axons Lab)</w:t>
+      </w:r>
+    </w:p>
+    <w:p>
+      <w:pPr>
+        <w:rPr>
+          <w:rFonts w:cs="Browallia New"/>
+        </w:rPr>
+      </w:pPr>
+    </w:p>
+    <w:p>
+      <w:pPr>
+        <w:rPr>
+          <w:rFonts w:cs="Browallia New"/>
+        </w:rPr>
+      </w:pPr>
+      <w:r>
+        <w:rPr>
+          <w:rFonts w:cs="Browallia New"/>
+        </w:rPr>
+        <w:t>Now</w:t>
+      </w:r>
+    </w:p>
+    <w:p>
+      <w:pPr>
+        <w:rPr>
+          <w:rFonts w:cs="Browallia New"/>
+        </w:rPr>
+      </w:pPr>
+      <w:r>
+        <w:rPr>
+          <w:rFonts w:cs="Cordia New" w:hint="cs"/>
+          <w:cs/>
+        </w:rPr>
+        <w:t xml:space="preserve">พนักงานอ่านผล ---บันทักผล </w:t>
+      </w:r>
+      <w:proofErr w:type="spellStart"/>
+      <w:r>
+        <w:rPr>
+          <w:rFonts w:cs="Cordia New"/>
+        </w:rPr>
+        <w:t>Manaul</w:t>
+      </w:r>
+      <w:proofErr w:type="spellEnd"/>
+      <w:r>
+        <w:rPr>
+          <w:rFonts w:cs="Cordia New"/>
+        </w:rPr>
+        <w:t xml:space="preserve"> --- </w:t>
+      </w:r>
+      <w:r>
+        <w:rPr>
+          <w:rFonts w:cs="Browallia New"/>
+          <w:color w:val="EE0000"/>
+        </w:rPr>
+        <w:t xml:space="preserve">App </w:t>
+      </w:r>
+      <w:r>
+        <w:rPr>
+          <w:rFonts w:cs="Cordia New"/>
+          <w:color w:val="EE0000"/>
+        </w:rPr>
+        <w:t>"Microbial Result Interpretation"</w:t>
+      </w:r>
+      <w:r>
+        <w:rPr>
+          <w:rFonts w:cs="Cordia New"/>
+          <w:color w:val="EE0000"/>
+        </w:rPr>
+        <w:t xml:space="preserve"> (</w:t>
+      </w:r>
+      <w:r>
+        <w:rPr>
+          <w:rFonts w:cs="Cordia New" w:hint="cs"/>
+          <w:color w:val="EE0000"/>
+          <w:cs/>
+        </w:rPr>
+        <w:t xml:space="preserve">ลด </w:t>
+      </w:r>
+      <w:r>
+        <w:rPr>
+          <w:rFonts w:cs="Cordia New"/>
+          <w:color w:val="EE0000"/>
+        </w:rPr>
+        <w:t>error 5%--</w:t>
+      </w:r>
+      <w:r>
+        <w:rPr>
+          <w:rFonts w:cs="Cordia New"/>
+          <w:color w:val="EE0000"/>
+        </w:rPr>
+        <w:t xml:space="preserve">&gt;0% , </w:t>
+      </w:r>
+      <w:r>
+        <w:rPr>
+          <w:rFonts w:cs="Browallia New" w:hint="cs"/>
+          <w:color w:val="EE0000"/>
+          <w:cs/>
+        </w:rPr>
+        <w:t>ลดเวลา 98.3</w:t>
+      </w:r>
+      <w:r>
+        <w:rPr>
+          <w:rFonts w:cs="Browallia New"/>
+          <w:color w:val="EE0000"/>
+        </w:rPr>
+        <w:t>%)</w:t>
+      </w:r>
+      <w:r>
+        <w:rPr>
+          <w:rFonts w:cs="Cordia New"/>
+          <w:color w:val="EE0000"/>
+        </w:rPr>
+        <w:t xml:space="preserve"> </w:t>
+      </w:r>
+      <w:r>
+        <w:rPr>
+          <w:rFonts w:cs="Browallia New"/>
+        </w:rPr>
+        <w:t xml:space="preserve">--- </w:t>
+      </w:r>
+      <w:r>
+        <w:rPr>
+          <w:rFonts w:cs="Browallia New" w:hint="cs"/>
+          <w:cs/>
+        </w:rPr>
+        <w:t>ถ่ายโอนผล</w:t>
+      </w:r>
+      <w:r>
+        <w:rPr>
+          <w:rFonts w:cs="Browallia New"/>
+        </w:rPr>
+        <w:t xml:space="preserve"> </w:t>
+      </w:r>
+      <w:r>
+        <w:rPr>
+          <w:rFonts w:cs="Browallia New"/>
+        </w:rPr>
+        <w:t>Axons Lab</w:t>
+      </w:r>
+    </w:p>
+    <w:p>
+      <w:pPr>
+        <w:rPr>
+          <w:rFonts w:cs="Browallia New"/>
+        </w:rPr>
+      </w:pPr>
+      <w:r>
+        <w:rPr>
+          <w:rFonts w:cs="Browallia New"/>
+        </w:rPr>
+        <w:t>Approve 1 (</w:t>
+      </w:r>
+      <w:r>
+        <w:rPr>
+          <w:rFonts w:cs="Browallia New"/>
+        </w:rPr>
+        <w:t>Verify</w:t>
+      </w:r>
+      <w:r>
+        <w:rPr>
+          <w:rFonts w:cs="Browallia New"/>
+        </w:rPr>
+        <w:t>) --- Approve 2 (</w:t>
+      </w:r>
+      <w:r>
+        <w:rPr>
+          <w:rFonts w:cs="Browallia New"/>
+        </w:rPr>
+        <w:t>Verify</w:t>
+      </w:r>
+      <w:r>
+        <w:rPr>
+          <w:rFonts w:cs="Browallia New"/>
+        </w:rPr>
+        <w:t>)</w:t>
+      </w:r>
+    </w:p>
+    <w:p>
+      <w:pPr>
+        <w:rPr>
+          <w:rFonts w:cs="Browallia New"/>
+        </w:rPr>
+      </w:pPr>
+    </w:p>
+    <w:p>
+      <w:pPr>
+        <w:rPr>
+          <w:rFonts w:cs="Browallia New"/>
+        </w:rPr>
+      </w:pPr>
+    </w:p>
+    <w:p>
+      <w:pPr>
+        <w:rPr>
+          <w:rFonts w:cs="Browallia New"/>
+        </w:rPr>
+      </w:pPr>
+    </w:p>
+    <w:p>
+      <w:pPr>
+        <w:rPr>
+          <w:rFonts w:cs="Browallia New"/>
+        </w:rPr>
+      </w:pPr>
+    </w:p>
+    <w:p>
+      <w:pPr>
+        <w:rPr>
+          <w:rFonts w:cs="Cordia New"/>
+          <w:color w:val="EE0000"/>
+        </w:rPr>
+      </w:pPr>
+      <w:r>
+        <w:rPr>
+          <w:rFonts w:cs="Cordia New"/>
+          <w:color w:val="EE0000"/>
+        </w:rPr>
+        <w:t>"Microbial Result Interpretation"</w:t>
+      </w:r>
+      <w:r>
+        <w:rPr>
+          <w:rFonts w:cs="Cordia New"/>
+          <w:color w:val="EE0000"/>
+        </w:rPr>
+        <w:t xml:space="preserve"> Road Map</w:t>
+      </w:r>
+    </w:p>
+    <w:p>
+      <w:pPr>
+        <w:rPr>
+          <w:rFonts w:cs="Browallia New"/>
+          <w:color w:val="EE0000"/>
+        </w:rPr>
+      </w:pPr>
+      <w:r>
+        <w:rPr>
+          <w:rFonts w:cs="Cordia New"/>
+          <w:color w:val="EE0000"/>
+        </w:rPr>
+        <w:t>Phase 1</w:t>
+      </w:r>
+      <w:r>
+        <w:rPr>
+          <w:rFonts w:cs="Cordia New"/>
+          <w:color w:val="EE0000"/>
+        </w:rPr>
+        <w:t xml:space="preserve"> (July </w:t>
+      </w:r>
+      <w:r>
+        <w:rPr>
+          <w:rFonts w:cs="Cordia New"/>
+          <w:color w:val="EE0000"/>
+        </w:rPr>
+        <w:t>–</w:t>
+      </w:r>
+      <w:r>
+        <w:rPr>
+          <w:rFonts w:cs="Cordia New"/>
+          <w:color w:val="EE0000"/>
+        </w:rPr>
+        <w:t xml:space="preserve"> </w:t>
+      </w:r>
+      <w:r>
+        <w:rPr>
+          <w:rFonts w:cs="Cordia New"/>
+          <w:color w:val="EE0000"/>
+        </w:rPr>
+        <w:t>Aug</w:t>
+      </w:r>
+      <w:r>
+        <w:rPr>
+          <w:rFonts w:cs="Cordia New"/>
+          <w:color w:val="EE0000"/>
+        </w:rPr>
+        <w:t>. 26</w:t>
+      </w:r>
+      <w:proofErr w:type="gramStart"/>
+      <w:r>
+        <w:rPr>
+          <w:rFonts w:cs="Cordia New"/>
+          <w:color w:val="EE0000"/>
+        </w:rPr>
+        <w:t>) :</w:t>
+      </w:r>
+      <w:proofErr w:type="gramEnd"/>
+      <w:r>
+        <w:rPr>
+          <w:rFonts w:cs="Cordia New"/>
+          <w:color w:val="EE0000"/>
+        </w:rPr>
+        <w:t xml:space="preserve"> Verify </w:t>
+      </w:r>
+      <w:r>
+        <w:rPr>
+          <w:rFonts w:cs="Browallia New" w:hint="cs"/>
+          <w:color w:val="EE0000"/>
+          <w:cs/>
+        </w:rPr>
+        <w:t>ความถูกต้องกา</w:t>
+      </w:r>
+      <w:r>
+        <w:rPr>
+          <w:rFonts w:cs="Browallia New" w:hint="cs"/>
+          <w:color w:val="EE0000"/>
+          <w:cs/>
+        </w:rPr>
+        <w:t xml:space="preserve">รแปลผลตาม </w:t>
+      </w:r>
+      <w:r>
+        <w:rPr>
+          <w:rFonts w:cs="Browallia New"/>
+          <w:color w:val="EE0000"/>
+        </w:rPr>
+        <w:t xml:space="preserve">logic </w:t>
+      </w:r>
+      <w:r>
+        <w:rPr>
+          <w:rFonts w:cs="Browallia New" w:hint="cs"/>
+          <w:color w:val="EE0000"/>
+          <w:cs/>
+        </w:rPr>
+        <w:t xml:space="preserve">มาตรฐาน </w:t>
+      </w:r>
+    </w:p>
+    <w:p>
+      <w:pPr>
+        <w:pStyle w:val="ListParagraph"/>
+        <w:numPr>
+          <w:ilvl w:val="0"/>
+          <w:numId w:val="4"/>
+        </w:numPr>
+        <w:ind w:left="2835"/>
+        <w:rPr>
+          <w:rFonts w:cs="Browallia New"/>
+          <w:color w:val="EE0000"/>
+        </w:rPr>
+      </w:pPr>
+      <w:r>
+        <w:rPr>
+          <w:rFonts w:cs="Browallia New"/>
+          <w:color w:val="EE0000"/>
+        </w:rPr>
+        <w:t>ISO7218</w:t>
+      </w:r>
+    </w:p>
+    <w:p>
+      <w:pPr>
+        <w:pStyle w:val="ListParagraph"/>
+        <w:numPr>
+          <w:ilvl w:val="0"/>
+          <w:numId w:val="4"/>
+        </w:numPr>
+        <w:ind w:left="2835"/>
+        <w:rPr>
+          <w:rFonts w:cs="Browallia New"/>
+          <w:color w:val="EE0000"/>
+        </w:rPr>
+      </w:pPr>
+      <w:r>
+        <w:rPr>
+          <w:rFonts w:cs="Browallia New"/>
+          <w:color w:val="EE0000"/>
+        </w:rPr>
+        <w:t>BAM Chap</w:t>
+      </w:r>
+      <w:r>
+        <w:rPr>
+          <w:rFonts w:cs="Browallia New"/>
+          <w:color w:val="EE0000"/>
+        </w:rPr>
+        <w:t>ter 3</w:t>
+      </w:r>
+    </w:p>
+    <w:p>
+      <w:pPr>
+        <w:pStyle w:val="ListParagraph"/>
+        <w:numPr>
+          <w:ilvl w:val="0"/>
+          <w:numId w:val="4"/>
+        </w:numPr>
+        <w:ind w:left="2835"/>
+        <w:rPr>
+          <w:rFonts w:cs="Browallia New"/>
+          <w:color w:val="EE0000"/>
+        </w:rPr>
+      </w:pPr>
+      <w:r>
+        <w:rPr>
+          <w:rFonts w:cs="Browallia New"/>
+          <w:color w:val="EE0000"/>
+        </w:rPr>
+        <w:t>General (</w:t>
+      </w:r>
+      <w:proofErr w:type="spellStart"/>
+      <w:r>
+        <w:rPr>
+          <w:rFonts w:cs="Browallia New"/>
+          <w:color w:val="EE0000"/>
+        </w:rPr>
+        <w:t>Petrifilm</w:t>
+      </w:r>
+      <w:proofErr w:type="spellEnd"/>
+      <w:r>
+        <w:rPr>
+          <w:rFonts w:cs="Browallia New"/>
+          <w:color w:val="EE0000"/>
+        </w:rPr>
+        <w:t>)</w:t>
+      </w:r>
+    </w:p>
+    <w:p>
+      <w:pPr>
+        <w:pStyle w:val="ListParagraph"/>
+        <w:ind w:left="2835"/>
+        <w:rPr>
+          <w:rFonts w:cs="Browallia New" w:hint="cs"/>
+          <w:color w:val="EE0000"/>
+          <w:cs/>
+        </w:rPr>
+      </w:pPr>
+    </w:p>
+    <w:p>
+      <w:pPr>
+        <w:rPr>
+          <w:rFonts w:cs="Browallia New"/>
+        </w:rPr>
+      </w:pPr>
     </w:p>
     <w:sectPr>
       <w:pgSz w:w="12240" w:h="15840"/>
@@ -1377,8 +1974,121 @@
 </file>
 
 <file path=word/numbering.xml><?xml version="1.0" encoding="utf-8"?>
-<w:numbering xmlns:wpc="http://schemas.microsoft.com/office/word/2010/wordprocessingCanvas" xmlns:cx="http://schemas.microsoft.com/office/drawing/2014/chartex" xmlns:cx1="http://schemas.microsoft.com/office/drawing/2015/9/8/chartex" xmlns:cx2="http://schemas.microsoft.com/office/drawing/2015/10/21/chartex" xmlns:cx3="http://schemas.microsoft.com/office/drawing/2016/5/9/chartex" xmlns:cx4="http://schemas.microsoft.com/office/drawing/2016/5/10/chartex" xmlns:cx5="http://schemas.microsoft.com/office/drawing/2016/5/11/chartex" xmlns:cx6="http://schemas.microsoft.com/office/drawing/2016/5/12/chartex" xmlns:cx7="http://schemas.microsoft.com/office/drawing/2016/5/13/chartex" xmlns:cx8="http://schemas.microsoft.com/office/drawing/2016/5/14/chartex" xmlns:mc="http://schemas.openxmlformats.org/markup-compatibility/2006" xmlns:aink="http://schemas.microsoft.com/office/drawing/2016/ink" xmlns:am3d="http://schemas.microsoft.com/office/drawing/2017/model3d" xmlns:o="urn:schemas-microsoft-com:office:office" xmlns:oel="http://schemas.microsoft.com/office/2019/extlst" xmlns:r="http://schemas.openxmlformats.org/officeDocument/2006/relationships" xmlns:m="http://schemas.openxmlformats.org/officeDocument/2006/math" xmlns:v="urn:schemas-microsoft-com:vml" xmlns:wp14="http://schemas.microsoft.com/office/word/2010/wordprocessingDrawing" xmlns:wp="http://schemas.openxmlformats.org/drawingml/2006/wordprocessingDrawing" xmlns:w10="urn:schemas-microsoft-com:office:word" xmlns:w="http://schemas.openxmlformats.org/wordprocessingml/2006/main" xmlns:w14="http://schemas.microsoft.com/office/word/2010/wordml" xmlns:w15="http://schemas.microsoft.com/office/word/2012/wordml" xmlns:w16cex="http://schemas.microsoft.com/office/word/2018/wordml/cex" xmlns:w16cid="http://schemas.microsoft.com/office/word/2016/wordml/cid" xmlns:w16="http://schemas.microsoft.com/office/word/2018/wordml" xmlns:w16du="http://schemas.microsoft.com/office/word/2023/wordml/word16du" xmlns:w16sdtdh="http://schemas.microsoft.com/office/word/2020/wordml/sdtdatahash" xmlns:w16sdtfl="http://schemas.microsoft.com/office/word/2024/wordml/sdtformatlock" xmlns:w16se="http://schemas.microsoft.com/office/word/2015/wordml/symex" xmlns:wpg="http://schemas.microsoft.com/office/word/2010/wordprocessingGroup" xmlns:wpi="http://schemas.microsoft.com/office/word/2010/wordprocessingInk" xmlns:wne="http://schemas.microsoft.com/office/word/2006/wordml" xmlns:wps="http://schemas.microsoft.com/office/word/2010/wordprocessingShape" mc:Ignorable="w14 w15 w16se w16cid w16 w16cex w16sdtdh w16sdtfl w16du wp14">
+<w:numbering xmlns:wpc="http://schemas.microsoft.com/office/word/2010/wordprocessingCanvas" xmlns:cx="http://schemas.microsoft.com/office/drawing/2014/chartex" xmlns:cx1="http://schemas.microsoft.com/office/drawing/2015/9/8/chartex" xmlns:cx2="http://schemas.microsoft.com/office/drawing/2015/10/21/chartex" xmlns:cx3="http://schemas.microsoft.com/office/drawing/2016/5/9/chartex" xmlns:cx4="http://schemas.microsoft.com/office/drawing/2016/5/10/chartex" xmlns:cx5="http://schemas.microsoft.com/office/drawing/2016/5/11/chartex" xmlns:cx6="http://schemas.microsoft.com/office/drawing/2016/5/12/chartex" xmlns:cx7="http://schemas.microsoft.com/office/drawing/2016/5/13/chartex" xmlns:cx8="http://schemas.microsoft.com/office/drawing/2016/5/14/chartex" xmlns:mc="http://schemas.openxmlformats.org/markup-compatibility/2006" xmlns:m="http://schemas.openxmlformats.org/officeDocument/2006/math" xmlns:aink="http://schemas.microsoft.com/office/drawing/2016/ink" xmlns:am3d="http://schemas.microsoft.com/office/drawing/2017/model3d" xmlns:oel="http://schemas.microsoft.com/office/2019/extlst" xmlns:r="http://schemas.openxmlformats.org/officeDocument/2006/relationships" xmlns:wp14="http://schemas.microsoft.com/office/word/2010/wordprocessingDrawing" xmlns:wp="http://schemas.openxmlformats.org/drawingml/2006/wordprocessingDrawing" xmlns:wpg="http://schemas.microsoft.com/office/word/2010/wordprocessingGroup" xmlns:wpi="http://schemas.microsoft.com/office/word/2010/wordprocessingInk" xmlns:wps="http://schemas.microsoft.com/office/word/2010/wordprocessingShape" xmlns:o="urn:schemas-microsoft-com:office:office" xmlns:v="urn:schemas-microsoft-com:vml" xmlns:w10="urn:schemas-microsoft-com:office:word" xmlns:w="http://schemas.openxmlformats.org/wordprocessingml/2006/main" xmlns:w14="http://schemas.microsoft.com/office/word/2010/wordml" xmlns:w15="http://schemas.microsoft.com/office/word/2012/wordml" xmlns:w16cex="http://schemas.microsoft.com/office/word/2018/wordml/cex" xmlns:w16cid="http://schemas.microsoft.com/office/word/2016/wordml/cid" xmlns:w16="http://schemas.microsoft.com/office/word/2018/wordml" xmlns:w16sdtdh="http://schemas.microsoft.com/office/word/2020/wordml/sdtdatahash" xmlns:w16sdtfl="http://schemas.microsoft.com/office/word/2024/wordml/sdtformatlock" xmlns:w16se="http://schemas.microsoft.com/office/word/2015/wordml/symex" xmlns:w16du="http://schemas.microsoft.com/office/word/2023/wordml/word16du" xmlns:wne="http://schemas.microsoft.com/office/word/2006/wordml" mc:Ignorable="w14 w15 w16se w16cid w16 w16cex w16sdtdh w16sdtfl w16du wp14">
   <w:abstractNum w:abstractNumId="0" w15:restartNumberingAfterBreak="0">
+    <w:nsid w:val="1748520F"/>
+    <w:multiLevelType w:val="hybridMultilevel"/>
+    <w:tmpl w:val="7FEC132E"/>
+    <w:lvl w:ilvl="0" w:tplc="04090001">
+      <w:start w:val="1"/>
+      <w:numFmt w:val="bullet"/>
+      <w:lvlText w:val=""/>
+      <w:lvlJc w:val="left"/>
+      <w:pPr>
+        <w:ind w:left="720" w:hanging="360"/>
+      </w:pPr>
+      <w:rPr>
+        <w:rFonts w:ascii="Symbol" w:hAnsi="Symbol" w:hint="default"/>
+      </w:rPr>
+    </w:lvl>
+    <w:lvl w:ilvl="1" w:tplc="04090003" w:tentative="1">
+      <w:start w:val="1"/>
+      <w:numFmt w:val="bullet"/>
+      <w:lvlText w:val="o"/>
+      <w:lvlJc w:val="left"/>
+      <w:pPr>
+        <w:ind w:left="1440" w:hanging="360"/>
+      </w:pPr>
+      <w:rPr>
+        <w:rFonts w:ascii="Courier New" w:hAnsi="Courier New" w:hint="default"/>
+      </w:rPr>
+    </w:lvl>
+    <w:lvl w:ilvl="2" w:tplc="04090005" w:tentative="1">
+      <w:start w:val="1"/>
+      <w:numFmt w:val="bullet"/>
+      <w:lvlText w:val=""/>
+      <w:lvlJc w:val="left"/>
+      <w:pPr>
+        <w:ind w:left="2160" w:hanging="360"/>
+      </w:pPr>
+      <w:rPr>
+        <w:rFonts w:ascii="Wingdings" w:hAnsi="Wingdings" w:hint="default"/>
+      </w:rPr>
+    </w:lvl>
+    <w:lvl w:ilvl="3" w:tplc="04090001" w:tentative="1">
+      <w:start w:val="1"/>
+      <w:numFmt w:val="bullet"/>
+      <w:lvlText w:val=""/>
+      <w:lvlJc w:val="left"/>
+      <w:pPr>
+        <w:ind w:left="2880" w:hanging="360"/>
+      </w:pPr>
+      <w:rPr>
+        <w:rFonts w:ascii="Symbol" w:hAnsi="Symbol" w:hint="default"/>
+      </w:rPr>
+    </w:lvl>
+    <w:lvl w:ilvl="4" w:tplc="04090003" w:tentative="1">
+      <w:start w:val="1"/>
+      <w:numFmt w:val="bullet"/>
+      <w:lvlText w:val="o"/>
+      <w:lvlJc w:val="left"/>
+      <w:pPr>
+        <w:ind w:left="3600" w:hanging="360"/>
+      </w:pPr>
+      <w:rPr>
+        <w:rFonts w:ascii="Courier New" w:hAnsi="Courier New" w:hint="default"/>
+      </w:rPr>
+    </w:lvl>
+    <w:lvl w:ilvl="5" w:tplc="04090005" w:tentative="1">
+      <w:start w:val="1"/>
+      <w:numFmt w:val="bullet"/>
+      <w:lvlText w:val=""/>
+      <w:lvlJc w:val="left"/>
+      <w:pPr>
+        <w:ind w:left="4320" w:hanging="360"/>
+      </w:pPr>
+      <w:rPr>
+        <w:rFonts w:ascii="Wingdings" w:hAnsi="Wingdings" w:hint="default"/>
+      </w:rPr>
+    </w:lvl>
+    <w:lvl w:ilvl="6" w:tplc="04090001" w:tentative="1">
+      <w:start w:val="1"/>
+      <w:numFmt w:val="bullet"/>
+      <w:lvlText w:val=""/>
+      <w:lvlJc w:val="left"/>
+      <w:pPr>
+        <w:ind w:left="5040" w:hanging="360"/>
+      </w:pPr>
+      <w:rPr>
+        <w:rFonts w:ascii="Symbol" w:hAnsi="Symbol" w:hint="default"/>
+      </w:rPr>
+    </w:lvl>
+    <w:lvl w:ilvl="7" w:tplc="04090003" w:tentative="1">
+      <w:start w:val="1"/>
+      <w:numFmt w:val="bullet"/>
+      <w:lvlText w:val="o"/>
+      <w:lvlJc w:val="left"/>
+      <w:pPr>
+        <w:ind w:left="5760" w:hanging="360"/>
+      </w:pPr>
+      <w:rPr>
+        <w:rFonts w:ascii="Courier New" w:hAnsi="Courier New" w:hint="default"/>
+      </w:rPr>
+    </w:lvl>
+    <w:lvl w:ilvl="8" w:tplc="04090005" w:tentative="1">
+      <w:start w:val="1"/>
+      <w:numFmt w:val="bullet"/>
+      <w:lvlText w:val=""/>
+      <w:lvlJc w:val="left"/>
+      <w:pPr>
+        <w:ind w:left="6480" w:hanging="360"/>
+      </w:pPr>
+      <w:rPr>
+        <w:rFonts w:ascii="Wingdings" w:hAnsi="Wingdings" w:hint="default"/>
+      </w:rPr>
+    </w:lvl>
+  </w:abstractNum>
+  <w:abstractNum w:abstractNumId="1" w15:restartNumberingAfterBreak="0">
     <w:nsid w:val="1C8679AB"/>
     <w:multiLevelType w:val="hybridMultilevel"/>
     <w:tmpl w:val="166ED5F6"/>
@@ -1467,7 +2177,7 @@
       </w:pPr>
     </w:lvl>
   </w:abstractNum>
-  <w:abstractNum w:abstractNumId="1" w15:restartNumberingAfterBreak="0">
+  <w:abstractNum w:abstractNumId="2" w15:restartNumberingAfterBreak="0">
     <w:nsid w:val="4B7101C3"/>
     <w:multiLevelType w:val="multilevel"/>
     <w:tmpl w:val="30BE40B6"/>
@@ -1580,7 +2290,7 @@
       </w:pPr>
     </w:lvl>
   </w:abstractNum>
-  <w:abstractNum w:abstractNumId="2" w15:restartNumberingAfterBreak="0">
+  <w:abstractNum w:abstractNumId="3" w15:restartNumberingAfterBreak="0">
     <w:nsid w:val="53A22223"/>
     <w:multiLevelType w:val="hybridMultilevel"/>
     <w:tmpl w:val="4678D00E"/>
@@ -1667,19 +2377,22 @@
     </w:lvl>
   </w:abstractNum>
   <w:num w:numId="1" w16cid:durableId="43602595">
+    <w:abstractNumId w:val="2"/>
+  </w:num>
+  <w:num w:numId="2" w16cid:durableId="1687706484">
     <w:abstractNumId w:val="1"/>
   </w:num>
-  <w:num w:numId="2" w16cid:durableId="1687706484">
+  <w:num w:numId="3" w16cid:durableId="989988298">
+    <w:abstractNumId w:val="3"/>
+  </w:num>
+  <w:num w:numId="4" w16cid:durableId="1030491023">
     <w:abstractNumId w:val="0"/>
-  </w:num>
-  <w:num w:numId="3" w16cid:durableId="989988298">
-    <w:abstractNumId w:val="2"/>
   </w:num>
 </w:numbering>
 </file>
 
 <file path=word/styles.xml><?xml version="1.0" encoding="utf-8"?>
-<w:styles xmlns:mc="http://schemas.openxmlformats.org/markup-compatibility/2006" xmlns:r="http://schemas.openxmlformats.org/officeDocument/2006/relationships" xmlns:w="http://schemas.openxmlformats.org/wordprocessingml/2006/main" xmlns:w14="http://schemas.microsoft.com/office/word/2010/wordml" xmlns:w15="http://schemas.microsoft.com/office/word/2012/wordml" xmlns:w16cex="http://schemas.microsoft.com/office/word/2018/wordml/cex" xmlns:w16cid="http://schemas.microsoft.com/office/word/2016/wordml/cid" xmlns:w16="http://schemas.microsoft.com/office/word/2018/wordml" xmlns:w16du="http://schemas.microsoft.com/office/word/2023/wordml/word16du" xmlns:w16sdtdh="http://schemas.microsoft.com/office/word/2020/wordml/sdtdatahash" xmlns:w16sdtfl="http://schemas.microsoft.com/office/word/2024/wordml/sdtformatlock" xmlns:w16se="http://schemas.microsoft.com/office/word/2015/wordml/symex" mc:Ignorable="w14 w15 w16se w16cid w16 w16cex w16sdtdh w16sdtfl w16du">
+<w:styles xmlns:mc="http://schemas.openxmlformats.org/markup-compatibility/2006" xmlns:r="http://schemas.openxmlformats.org/officeDocument/2006/relationships" xmlns:w="http://schemas.openxmlformats.org/wordprocessingml/2006/main" xmlns:w14="http://schemas.microsoft.com/office/word/2010/wordml" xmlns:w15="http://schemas.microsoft.com/office/word/2012/wordml" xmlns:w16cex="http://schemas.microsoft.com/office/word/2018/wordml/cex" xmlns:w16cid="http://schemas.microsoft.com/office/word/2016/wordml/cid" xmlns:w16="http://schemas.microsoft.com/office/word/2018/wordml" xmlns:w16sdtdh="http://schemas.microsoft.com/office/word/2020/wordml/sdtdatahash" xmlns:w16sdtfl="http://schemas.microsoft.com/office/word/2024/wordml/sdtformatlock" xmlns:w16se="http://schemas.microsoft.com/office/word/2015/wordml/symex" xmlns:w16du="http://schemas.microsoft.com/office/word/2023/wordml/word16du" mc:Ignorable="w14 w15 w16se w16cid w16 w16cex w16sdtdh w16sdtfl w16du">
   <w:docDefaults>
     <w:rPrDefault>
       <w:rPr>

--- a/Presentation/Project canvas.docx
+++ b/Presentation/Project canvas.docx
@@ -1772,6 +1772,97 @@
       <w:r>
         <w:rPr>
           <w:rFonts w:cs="Cordia New"/>
+          <w:noProof/>
+          <w:color w:val="EE0000"/>
+        </w:rPr>
+        <mc:AlternateContent>
+          <mc:Choice Requires="wps">
+            <w:drawing>
+              <wp:anchor distT="0" distB="0" distL="114300" distR="114300" simplePos="0" relativeHeight="251659264" behindDoc="0" locked="0" layoutInCell="1" allowOverlap="1" wp14:anchorId="628A6DD7" wp14:editId="497748E1">
+                <wp:simplePos x="0" y="0"/>
+                <wp:positionH relativeFrom="column">
+                  <wp:posOffset>4362994</wp:posOffset>
+                </wp:positionH>
+                <wp:positionV relativeFrom="paragraph">
+                  <wp:posOffset>57241</wp:posOffset>
+                </wp:positionV>
+                <wp:extent cx="200297" cy="1976845"/>
+                <wp:effectExtent l="0" t="12700" r="15875" b="17145"/>
+                <wp:wrapNone/>
+                <wp:docPr id="1541109521" name="Right Brace 2"/>
+                <wp:cNvGraphicFramePr/>
+                <a:graphic xmlns:a="http://schemas.openxmlformats.org/drawingml/2006/main">
+                  <a:graphicData uri="http://schemas.microsoft.com/office/word/2010/wordprocessingShape">
+                    <wps:wsp>
+                      <wps:cNvSpPr/>
+                      <wps:spPr>
+                        <a:xfrm>
+                          <a:off x="0" y="0"/>
+                          <a:ext cx="200297" cy="1976845"/>
+                        </a:xfrm>
+                        <a:prstGeom prst="rightBrace">
+                          <a:avLst/>
+                        </a:prstGeom>
+                      </wps:spPr>
+                      <wps:style>
+                        <a:lnRef idx="2">
+                          <a:schemeClr val="accent1"/>
+                        </a:lnRef>
+                        <a:fillRef idx="0">
+                          <a:schemeClr val="accent1"/>
+                        </a:fillRef>
+                        <a:effectRef idx="1">
+                          <a:schemeClr val="accent1"/>
+                        </a:effectRef>
+                        <a:fontRef idx="minor">
+                          <a:schemeClr val="tx1"/>
+                        </a:fontRef>
+                      </wps:style>
+                      <wps:bodyPr rot="0" spcFirstLastPara="0" vertOverflow="overflow" horzOverflow="overflow" vert="horz" wrap="square" lIns="91440" tIns="45720" rIns="91440" bIns="45720" numCol="1" spcCol="0" rtlCol="0" fromWordArt="0" anchor="ctr" anchorCtr="0" forceAA="0" compatLnSpc="1">
+                        <a:prstTxWarp prst="textNoShape">
+                          <a:avLst/>
+                        </a:prstTxWarp>
+                        <a:noAutofit/>
+                      </wps:bodyPr>
+                    </wps:wsp>
+                  </a:graphicData>
+                </a:graphic>
+              </wp:anchor>
+            </w:drawing>
+          </mc:Choice>
+          <mc:Fallback>
+            <w:pict>
+              <v:shapetype w14:anchorId="0C059649" id="_x0000_t88" coordsize="21600,21600" o:spt="88" adj="1800,10800" path="m,qx10800@0l10800@2qy21600@11,10800@3l10800@1qy,21600e" filled="f">
+                <v:formulas>
+                  <v:f eqn="val #0"/>
+                  <v:f eqn="sum 21600 0 #0"/>
+                  <v:f eqn="sum #1 0 #0"/>
+                  <v:f eqn="sum #1 #0 0"/>
+                  <v:f eqn="prod #0 9598 32768"/>
+                  <v:f eqn="sum 21600 0 @4"/>
+                  <v:f eqn="sum 21600 0 #1"/>
+                  <v:f eqn="min #1 @6"/>
+                  <v:f eqn="prod @7 1 2"/>
+                  <v:f eqn="prod #0 2 1"/>
+                  <v:f eqn="sum 21600 0 @9"/>
+                  <v:f eqn="val #1"/>
+                </v:formulas>
+                <v:path arrowok="t" o:connecttype="custom" o:connectlocs="0,0;21600,@11;0,21600" textboxrect="0,@4,7637,@5"/>
+                <v:handles>
+                  <v:h position="center,#0" yrange="0,@8"/>
+                  <v:h position="bottomRight,#1" yrange="@9,@10"/>
+                </v:handles>
+              </v:shapetype>
+              <v:shape id="Right Brace 2" o:spid="_x0000_s1026" type="#_x0000_t88" style="position:absolute;margin-left:343.55pt;margin-top:4.5pt;width:15.75pt;height:155.65pt;z-index:251659264;visibility:visible;mso-wrap-style:square;mso-wrap-distance-left:9pt;mso-wrap-distance-top:0;mso-wrap-distance-right:9pt;mso-wrap-distance-bottom:0;mso-position-horizontal:absolute;mso-position-horizontal-relative:text;mso-position-vertical:absolute;mso-position-vertical-relative:text;v-text-anchor:middle" o:gfxdata="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" adj="182" strokecolor="#156082 [3204]" strokeweight="1.5pt">
+                <v:stroke joinstyle="miter"/>
+              </v:shape>
+            </w:pict>
+          </mc:Fallback>
+        </mc:AlternateContent>
+      </w:r>
+      <w:r>
+        <w:rPr>
+          <w:rFonts w:cs="Cordia New"/>
           <w:color w:val="EE0000"/>
         </w:rPr>
         <w:t>Phase 1</w:t>
@@ -1788,28 +1879,7 @@
           <w:rFonts w:cs="Cordia New"/>
           <w:color w:val="EE0000"/>
         </w:rPr>
-        <w:t>–</w:t>
-      </w:r>
-      <w:r>
-        <w:rPr>
-          <w:rFonts w:cs="Cordia New"/>
-          <w:color w:val="EE0000"/>
-        </w:rPr>
-        <w:t xml:space="preserve"> </w:t>
-      </w:r>
-      <w:r>
-        <w:rPr>
-          <w:rFonts w:cs="Cordia New"/>
-          <w:color w:val="EE0000"/>
-        </w:rPr>
-        <w:t>Aug</w:t>
-      </w:r>
-      <w:r>
-        <w:rPr>
-          <w:rFonts w:cs="Cordia New"/>
-          <w:color w:val="EE0000"/>
-        </w:rPr>
-        <w:t>. 26</w:t>
+        <w:t>26</w:t>
       </w:r>
       <w:proofErr w:type="gramStart"/>
       <w:r>
@@ -1875,9 +1945,276 @@
       <w:r>
         <w:rPr>
           <w:rFonts w:cs="Browallia New"/>
-          <w:color w:val="EE0000"/>
-        </w:rPr>
-        <w:t>ISO7218</w:t>
+          <w:noProof/>
+          <w:color w:val="EE0000"/>
+        </w:rPr>
+        <mc:AlternateContent>
+          <mc:Choice Requires="wps">
+            <w:drawing>
+              <wp:anchor distT="0" distB="0" distL="114300" distR="114300" simplePos="0" relativeHeight="251660288" behindDoc="0" locked="0" layoutInCell="1" allowOverlap="1" wp14:anchorId="4B4103A4" wp14:editId="65BC5F5F">
+                <wp:simplePos x="0" y="0"/>
+                <wp:positionH relativeFrom="column">
+                  <wp:posOffset>4624251</wp:posOffset>
+                </wp:positionH>
+                <wp:positionV relativeFrom="paragraph">
+                  <wp:posOffset>10523</wp:posOffset>
+                </wp:positionV>
+                <wp:extent cx="1837509" cy="1384663"/>
+                <wp:effectExtent l="0" t="0" r="17145" b="12700"/>
+                <wp:wrapNone/>
+                <wp:docPr id="545976134" name="Text Box 3"/>
+                <wp:cNvGraphicFramePr/>
+                <a:graphic xmlns:a="http://schemas.openxmlformats.org/drawingml/2006/main">
+                  <a:graphicData uri="http://schemas.microsoft.com/office/word/2010/wordprocessingShape">
+                    <wps:wsp>
+                      <wps:cNvSpPr txBox="1"/>
+                      <wps:spPr>
+                        <a:xfrm>
+                          <a:off x="0" y="0"/>
+                          <a:ext cx="1837509" cy="1384663"/>
+                        </a:xfrm>
+                        <a:prstGeom prst="rect">
+                          <a:avLst/>
+                        </a:prstGeom>
+                        <a:solidFill>
+                          <a:schemeClr val="lt1"/>
+                        </a:solidFill>
+                        <a:ln w="6350">
+                          <a:solidFill>
+                            <a:schemeClr val="bg1"/>
+                          </a:solidFill>
+                        </a:ln>
+                      </wps:spPr>
+                      <wps:txbx>
+                        <w:txbxContent>
+                          <w:p>
+                            <w:pPr>
+                              <w:jc w:val="center"/>
+                              <w:rPr>
+                                <w:sz w:val="40"/>
+                                <w:szCs w:val="44"/>
+                              </w:rPr>
+                            </w:pPr>
+                            <w:r>
+                              <w:rPr>
+                                <w:sz w:val="40"/>
+                                <w:szCs w:val="44"/>
+                              </w:rPr>
+                              <w:t>October</w:t>
+                            </w:r>
+                          </w:p>
+                          <w:p>
+                            <w:pPr>
+                              <w:jc w:val="center"/>
+                              <w:rPr>
+                                <w:sz w:val="40"/>
+                                <w:szCs w:val="44"/>
+                              </w:rPr>
+                            </w:pPr>
+                            <w:r>
+                              <w:rPr>
+                                <w:sz w:val="40"/>
+                                <w:szCs w:val="44"/>
+                              </w:rPr>
+                              <w:t>AIBP</w:t>
+                            </w:r>
+                          </w:p>
+                          <w:p>
+                            <w:pPr>
+                              <w:jc w:val="center"/>
+                              <w:rPr>
+                                <w:sz w:val="40"/>
+                                <w:szCs w:val="44"/>
+                              </w:rPr>
+                            </w:pPr>
+                            <w:r>
+                              <w:rPr>
+                                <w:sz w:val="40"/>
+                                <w:szCs w:val="44"/>
+                              </w:rPr>
+                              <w:t>Program</w:t>
+                            </w:r>
+                          </w:p>
+                        </w:txbxContent>
+                      </wps:txbx>
+                      <wps:bodyPr rot="0" spcFirstLastPara="0" vertOverflow="overflow" horzOverflow="overflow" vert="horz" wrap="square" lIns="91440" tIns="45720" rIns="91440" bIns="45720" numCol="1" spcCol="0" rtlCol="0" fromWordArt="0" anchor="t" anchorCtr="0" forceAA="0" compatLnSpc="1">
+                        <a:prstTxWarp prst="textNoShape">
+                          <a:avLst/>
+                        </a:prstTxWarp>
+                        <a:noAutofit/>
+                      </wps:bodyPr>
+                    </wps:wsp>
+                  </a:graphicData>
+                </a:graphic>
+              </wp:anchor>
+            </w:drawing>
+          </mc:Choice>
+          <mc:Fallback>
+            <w:pict>
+              <v:shapetype w14:anchorId="4B4103A4" id="_x0000_t202" coordsize="21600,21600" o:spt="202" path="m,l,21600r21600,l21600,xe">
+                <v:stroke joinstyle="miter"/>
+                <v:path gradientshapeok="t" o:connecttype="rect"/>
+              </v:shapetype>
+              <v:shape id="Text Box 3" o:spid="_x0000_s1026" type="#_x0000_t202" style="position:absolute;left:0;text-align:left;margin-left:364.1pt;margin-top:.85pt;width:144.7pt;height:109.05pt;z-index:251660288;visibility:visible;mso-wrap-style:square;mso-wrap-distance-left:9pt;mso-wrap-distance-top:0;mso-wrap-distance-right:9pt;mso-wrap-distance-bottom:0;mso-position-horizontal:absolute;mso-position-horizontal-relative:text;mso-position-vertical:absolute;mso-position-vertical-relative:text;v-text-anchor:top" o:gfxdata="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" fillcolor="white [3201]" strokecolor="white [3212]" strokeweight=".5pt">
+                <v:textbox>
+                  <w:txbxContent>
+                    <w:p>
+                      <w:pPr>
+                        <w:jc w:val="center"/>
+                        <w:rPr>
+                          <w:sz w:val="40"/>
+                          <w:szCs w:val="44"/>
+                        </w:rPr>
+                      </w:pPr>
+                      <w:r>
+                        <w:rPr>
+                          <w:sz w:val="40"/>
+                          <w:szCs w:val="44"/>
+                        </w:rPr>
+                        <w:t>October</w:t>
+                      </w:r>
+                    </w:p>
+                    <w:p>
+                      <w:pPr>
+                        <w:jc w:val="center"/>
+                        <w:rPr>
+                          <w:sz w:val="40"/>
+                          <w:szCs w:val="44"/>
+                        </w:rPr>
+                      </w:pPr>
+                      <w:r>
+                        <w:rPr>
+                          <w:sz w:val="40"/>
+                          <w:szCs w:val="44"/>
+                        </w:rPr>
+                        <w:t>AIBP</w:t>
+                      </w:r>
+                    </w:p>
+                    <w:p>
+                      <w:pPr>
+                        <w:jc w:val="center"/>
+                        <w:rPr>
+                          <w:sz w:val="40"/>
+                          <w:szCs w:val="44"/>
+                        </w:rPr>
+                      </w:pPr>
+                      <w:r>
+                        <w:rPr>
+                          <w:sz w:val="40"/>
+                          <w:szCs w:val="44"/>
+                        </w:rPr>
+                        <w:t>Program</w:t>
+                      </w:r>
+                    </w:p>
+                  </w:txbxContent>
+                </v:textbox>
+              </v:shape>
+            </w:pict>
+          </mc:Fallback>
+        </mc:AlternateContent>
+      </w:r>
+      <w:r>
+        <w:rPr>
+          <w:rFonts w:cs="Browallia New"/>
+          <w:color w:val="EE0000"/>
+        </w:rPr>
+        <w:t>General (</w:t>
+      </w:r>
+      <w:proofErr w:type="spellStart"/>
+      <w:r>
+        <w:rPr>
+          <w:rFonts w:cs="Browallia New"/>
+          <w:color w:val="EE0000"/>
+        </w:rPr>
+        <w:t>Petrifilm</w:t>
+      </w:r>
+      <w:proofErr w:type="spellEnd"/>
+      <w:r>
+        <w:rPr>
+          <w:rFonts w:cs="Browallia New"/>
+          <w:color w:val="EE0000"/>
+        </w:rPr>
+        <w:t>)</w:t>
+      </w:r>
+    </w:p>
+    <w:p>
+      <w:pPr>
+        <w:pStyle w:val="ListParagraph"/>
+        <w:ind w:left="2835"/>
+        <w:rPr>
+          <w:rFonts w:cs="Browallia New" w:hint="cs"/>
+          <w:color w:val="EE0000"/>
+          <w:cs/>
+        </w:rPr>
+      </w:pPr>
+    </w:p>
+    <w:p>
+      <w:pPr>
+        <w:rPr>
+          <w:rFonts w:cs="Browallia New"/>
+          <w:color w:val="EE0000"/>
+        </w:rPr>
+      </w:pPr>
+      <w:r>
+        <w:rPr>
+          <w:rFonts w:cs="Cordia New"/>
+          <w:color w:val="EE0000"/>
+        </w:rPr>
+        <w:t xml:space="preserve">Phase </w:t>
+      </w:r>
+      <w:r>
+        <w:rPr>
+          <w:rFonts w:cs="Cordia New" w:hint="cs"/>
+          <w:color w:val="EE0000"/>
+          <w:cs/>
+        </w:rPr>
+        <w:t>2</w:t>
+      </w:r>
+      <w:r>
+        <w:rPr>
+          <w:rFonts w:cs="Cordia New"/>
+          <w:color w:val="EE0000"/>
+        </w:rPr>
+        <w:t xml:space="preserve"> (Aug. 26</w:t>
+      </w:r>
+      <w:proofErr w:type="gramStart"/>
+      <w:r>
+        <w:rPr>
+          <w:rFonts w:cs="Cordia New"/>
+          <w:color w:val="EE0000"/>
+        </w:rPr>
+        <w:t>) :</w:t>
+      </w:r>
+      <w:proofErr w:type="gramEnd"/>
+      <w:r>
+        <w:rPr>
+          <w:rFonts w:cs="Cordia New"/>
+          <w:color w:val="EE0000"/>
+        </w:rPr>
+        <w:t xml:space="preserve"> Verify </w:t>
+      </w:r>
+      <w:r>
+        <w:rPr>
+          <w:rFonts w:cs="Browallia New" w:hint="cs"/>
+          <w:color w:val="EE0000"/>
+          <w:cs/>
+        </w:rPr>
+        <w:t xml:space="preserve">ความถูกต้องการแปลผลตาม </w:t>
+      </w:r>
+      <w:r>
+        <w:rPr>
+          <w:rFonts w:cs="Browallia New"/>
+          <w:color w:val="EE0000"/>
+        </w:rPr>
+        <w:t xml:space="preserve">logic </w:t>
+      </w:r>
+      <w:r>
+        <w:rPr>
+          <w:rFonts w:cs="Browallia New" w:hint="cs"/>
+          <w:color w:val="EE0000"/>
+          <w:cs/>
+        </w:rPr>
+        <w:t xml:space="preserve">มาตรฐาน </w:t>
       </w:r>
     </w:p>
     <w:p>
@@ -1898,14 +2235,15 @@
           <w:rFonts w:cs="Browallia New"/>
           <w:color w:val="EE0000"/>
         </w:rPr>
-        <w:t>BAM Chap</w:t>
-      </w:r>
-      <w:r>
-        <w:rPr>
-          <w:rFonts w:cs="Browallia New"/>
-          <w:color w:val="EE0000"/>
-        </w:rPr>
-        <w:t>ter 3</w:t>
+        <w:t>ISO7218</w:t>
+      </w:r>
+      <w:r>
+        <w:rPr>
+          <w:rFonts w:cs="Browallia New" w:hint="cs"/>
+          <w:color w:val="EE0000"/>
+          <w:cs/>
+        </w:rPr>
+        <w:t xml:space="preserve"> (2024)</w:t>
       </w:r>
     </w:p>
     <w:p>
@@ -1926,23 +2264,280 @@
           <w:rFonts w:cs="Browallia New"/>
           <w:color w:val="EE0000"/>
         </w:rPr>
-        <w:t>General (</w:t>
-      </w:r>
-      <w:proofErr w:type="spellStart"/>
-      <w:r>
-        <w:rPr>
-          <w:rFonts w:cs="Browallia New"/>
-          <w:color w:val="EE0000"/>
-        </w:rPr>
-        <w:t>Petrifilm</w:t>
-      </w:r>
-      <w:proofErr w:type="spellEnd"/>
-      <w:r>
-        <w:rPr>
-          <w:rFonts w:cs="Browallia New"/>
-          <w:color w:val="EE0000"/>
-        </w:rPr>
-        <w:t>)</w:t>
+        <w:t>BAM Chapter 3</w:t>
+      </w:r>
+      <w:r>
+        <w:rPr>
+          <w:rFonts w:cs="Browallia New" w:hint="cs"/>
+          <w:color w:val="EE0000"/>
+          <w:cs/>
+        </w:rPr>
+        <w:t xml:space="preserve"> (2026)</w:t>
+      </w:r>
+    </w:p>
+    <w:p>
+      <w:pPr>
+        <w:rPr>
+          <w:rFonts w:cs="Cordia New"/>
+          <w:color w:val="EE0000"/>
+        </w:rPr>
+      </w:pPr>
+      <w:r>
+        <w:rPr>
+          <w:rFonts w:cs="Cordia New"/>
+          <w:color w:val="EE0000"/>
+        </w:rPr>
+        <w:t xml:space="preserve">Phase </w:t>
+      </w:r>
+      <w:r>
+        <w:rPr>
+          <w:rFonts w:cs="Cordia New" w:hint="cs"/>
+          <w:color w:val="EE0000"/>
+          <w:cs/>
+        </w:rPr>
+        <w:t>3</w:t>
+      </w:r>
+      <w:r>
+        <w:rPr>
+          <w:rFonts w:cs="Cordia New"/>
+          <w:color w:val="EE0000"/>
+        </w:rPr>
+        <w:t xml:space="preserve"> (</w:t>
+      </w:r>
+      <w:r>
+        <w:rPr>
+          <w:rFonts w:cs="Cordia New"/>
+          <w:color w:val="EE0000"/>
+        </w:rPr>
+        <w:t>Sep</w:t>
+      </w:r>
+      <w:r>
+        <w:rPr>
+          <w:rFonts w:cs="Cordia New"/>
+          <w:color w:val="EE0000"/>
+        </w:rPr>
+        <w:t xml:space="preserve">. </w:t>
+      </w:r>
+      <w:r>
+        <w:rPr>
+          <w:rFonts w:cs="Cordia New"/>
+          <w:color w:val="EE0000"/>
+        </w:rPr>
+        <w:t>–</w:t>
+      </w:r>
+      <w:r>
+        <w:rPr>
+          <w:rFonts w:cs="Cordia New"/>
+          <w:color w:val="EE0000"/>
+        </w:rPr>
+        <w:t xml:space="preserve"> </w:t>
+      </w:r>
+      <w:r>
+        <w:rPr>
+          <w:rFonts w:cs="Cordia New"/>
+          <w:color w:val="EE0000"/>
+        </w:rPr>
+        <w:t xml:space="preserve">Oct. </w:t>
+      </w:r>
+      <w:r>
+        <w:rPr>
+          <w:rFonts w:cs="Cordia New"/>
+          <w:color w:val="EE0000"/>
+        </w:rPr>
+        <w:t>26</w:t>
+      </w:r>
+      <w:proofErr w:type="gramStart"/>
+      <w:r>
+        <w:rPr>
+          <w:rFonts w:cs="Cordia New"/>
+          <w:color w:val="EE0000"/>
+        </w:rPr>
+        <w:t>) :</w:t>
+      </w:r>
+      <w:proofErr w:type="gramEnd"/>
+      <w:r>
+        <w:rPr>
+          <w:rFonts w:cs="Cordia New"/>
+          <w:color w:val="EE0000"/>
+        </w:rPr>
+        <w:t xml:space="preserve"> </w:t>
+      </w:r>
+      <w:r>
+        <w:rPr>
+          <w:rFonts w:cs="Cordia New"/>
+          <w:color w:val="EE0000"/>
+        </w:rPr>
+        <w:t xml:space="preserve">Deploy </w:t>
+      </w:r>
+      <w:r>
+        <w:rPr>
+          <w:rFonts w:cs="Cordia New" w:hint="cs"/>
+          <w:color w:val="EE0000"/>
+          <w:cs/>
+        </w:rPr>
+        <w:t>ให้แลป 9 ใช้งานและแก้ไขปัญหา (หากมี)</w:t>
+      </w:r>
+    </w:p>
+    <w:p>
+      <w:pPr>
+        <w:rPr>
+          <w:rFonts w:cs="Cordia New"/>
+          <w:color w:val="EE0000"/>
+        </w:rPr>
+      </w:pPr>
+      <w:r>
+        <w:rPr>
+          <w:noProof/>
+        </w:rPr>
+        <w:drawing>
+          <wp:anchor distT="0" distB="0" distL="114300" distR="114300" simplePos="0" relativeHeight="251661312" behindDoc="0" locked="0" layoutInCell="1" allowOverlap="1" wp14:anchorId="254B8D3D" wp14:editId="5A7BED40">
+            <wp:simplePos x="0" y="0"/>
+            <wp:positionH relativeFrom="column">
+              <wp:posOffset>4693738</wp:posOffset>
+            </wp:positionH>
+            <wp:positionV relativeFrom="paragraph">
+              <wp:posOffset>77652</wp:posOffset>
+            </wp:positionV>
+            <wp:extent cx="683260" cy="683260"/>
+            <wp:effectExtent l="0" t="0" r="2540" b="2540"/>
+            <wp:wrapNone/>
+            <wp:docPr id="1758719034" name="Picture 4" descr="แอ็กซอนซ์ (Axons) - 42Bangkok"/>
+            <wp:cNvGraphicFramePr>
+              <a:graphicFrameLocks xmlns:a="http://schemas.openxmlformats.org/drawingml/2006/main" noChangeAspect="1"/>
+            </wp:cNvGraphicFramePr>
+            <a:graphic xmlns:a="http://schemas.openxmlformats.org/drawingml/2006/main">
+              <a:graphicData uri="http://schemas.openxmlformats.org/drawingml/2006/picture">
+                <pic:pic xmlns:pic="http://schemas.openxmlformats.org/drawingml/2006/picture">
+                  <pic:nvPicPr>
+                    <pic:cNvPr id="0" name="Picture 1" descr="แอ็กซอนซ์ (Axons) - 42Bangkok"/>
+                    <pic:cNvPicPr>
+                      <a:picLocks noChangeAspect="1" noChangeArrowheads="1"/>
+                    </pic:cNvPicPr>
+                  </pic:nvPicPr>
+                  <pic:blipFill>
+                    <a:blip r:embed="rId5" cstate="print">
+                      <a:extLst>
+                        <a:ext uri="{28A0092B-C50C-407E-A947-70E740481C1C}">
+                          <a14:useLocalDpi xmlns:a14="http://schemas.microsoft.com/office/drawing/2010/main" val="0"/>
+                        </a:ext>
+                      </a:extLst>
+                    </a:blip>
+                    <a:srcRect/>
+                    <a:stretch>
+                      <a:fillRect/>
+                    </a:stretch>
+                  </pic:blipFill>
+                  <pic:spPr bwMode="auto">
+                    <a:xfrm>
+                      <a:off x="0" y="0"/>
+                      <a:ext cx="683260" cy="683260"/>
+                    </a:xfrm>
+                    <a:prstGeom prst="rect">
+                      <a:avLst/>
+                    </a:prstGeom>
+                    <a:noFill/>
+                    <a:ln>
+                      <a:noFill/>
+                    </a:ln>
+                  </pic:spPr>
+                </pic:pic>
+              </a:graphicData>
+            </a:graphic>
+            <wp14:sizeRelH relativeFrom="page">
+              <wp14:pctWidth>0</wp14:pctWidth>
+            </wp14:sizeRelH>
+            <wp14:sizeRelV relativeFrom="page">
+              <wp14:pctHeight>0</wp14:pctHeight>
+            </wp14:sizeRelV>
+          </wp:anchor>
+        </w:drawing>
+      </w:r>
+    </w:p>
+    <w:p>
+      <w:pPr>
+        <w:rPr>
+          <w:rFonts w:cs="Browallia New"/>
+          <w:color w:val="EE0000"/>
+        </w:rPr>
+      </w:pPr>
+      <w:r>
+        <w:rPr>
+          <w:rFonts w:cs="Cordia New"/>
+          <w:color w:val="EE0000"/>
+        </w:rPr>
+        <w:t>Pha</w:t>
+      </w:r>
+      <w:r>
+        <w:rPr>
+          <w:rFonts w:cs="Browallia New"/>
+          <w:color w:val="EE0000"/>
+        </w:rPr>
+        <w:t xml:space="preserve">se 4 </w:t>
+      </w:r>
+      <w:r>
+        <w:rPr>
+          <w:rFonts w:cs="Browallia New"/>
+          <w:color w:val="EE0000"/>
+        </w:rPr>
+        <w:t>(Nov.--&gt;</w:t>
+      </w:r>
+      <w:proofErr w:type="gramStart"/>
+      <w:r>
+        <w:rPr>
+          <w:rFonts w:cs="Browallia New"/>
+          <w:color w:val="EE0000"/>
+        </w:rPr>
+        <w:t>) :</w:t>
+      </w:r>
+      <w:proofErr w:type="gramEnd"/>
+      <w:r>
+        <w:rPr>
+          <w:rFonts w:cs="Browallia New"/>
+          <w:color w:val="EE0000"/>
+        </w:rPr>
+        <w:t xml:space="preserve"> </w:t>
+      </w:r>
+      <w:proofErr w:type="gramStart"/>
+      <w:r>
+        <w:rPr>
+          <w:rFonts w:cs="Browallia New"/>
+          <w:color w:val="EE0000"/>
+        </w:rPr>
+        <w:t>Project  Lab</w:t>
+      </w:r>
+      <w:proofErr w:type="gramEnd"/>
+      <w:r>
+        <w:rPr>
+          <w:rFonts w:cs="Browallia New"/>
+          <w:color w:val="EE0000"/>
+        </w:rPr>
+        <w:t xml:space="preserve"> result transfer</w:t>
+      </w:r>
+      <w:r>
+        <w:rPr>
+          <w:rFonts w:cs="Browallia New"/>
+          <w:color w:val="EE0000"/>
+        </w:rPr>
+        <w:t xml:space="preserve"> Automation to Axons Lab</w:t>
+      </w:r>
+      <w:r>
+        <w:rPr>
+          <w:rFonts w:cs="Browallia New"/>
+          <w:color w:val="EE0000"/>
+        </w:rPr>
+        <w:t xml:space="preserve"> </w:t>
+      </w:r>
+      <w:r>
+        <w:fldChar w:fldCharType="begin"/>
+      </w:r>
+      <w:r>
+        <w:instrText xml:space="preserve"> INCLUDEPICTURE "https://encrypted-tbn0.gstatic.com/images?q=tbn:ANd9GcSyKE4wasx_dIjNL_a11X8mbOdCI56RfsqlDljAs7kfow&amp;s=10" \* MERGEFORMATINET </w:instrText>
+      </w:r>
+      <w:r>
+        <w:fldChar w:fldCharType="separate"/>
+      </w:r>
+      <w:r>
+        <w:fldChar w:fldCharType="end"/>
       </w:r>
     </w:p>
     <w:p>
@@ -1950,9 +2545,16 @@
         <w:pStyle w:val="ListParagraph"/>
         <w:ind w:left="2835"/>
         <w:rPr>
+          <w:rFonts w:cs="Browallia New"/>
+          <w:color w:val="EE0000"/>
+        </w:rPr>
+      </w:pPr>
+    </w:p>
+    <w:p>
+      <w:pPr>
+        <w:rPr>
           <w:rFonts w:cs="Browallia New" w:hint="cs"/>
           <w:color w:val="EE0000"/>
-          <w:cs/>
         </w:rPr>
       </w:pPr>
     </w:p>
